--- a/episodes/The_Dark_Rise_Episode_09.docx
+++ b/episodes/The_Dark_Rise_Episode_09.docx
@@ -300,7 +300,7 @@
           <w:sz w:val="24"/>
           <w:szCs w:val="24"/>
         </w:rPr>
-        <w:t xml:space="preserve">Beneath the ak-pu roots, the entity tasted the shift in the village long before either woman had finished speaking, the way a man standing in a river feels the water rise around his ankles before he understands a storm has broken somewhere upstream.</w:t>
+        <w:t xml:space="preserve">Beneath the iroko roots, the entity tasted the shift in the village long before either woman had finished speaking, the way a man standing in a river feels the water rise around his ankles before he understands a storm has broken somewhere upstream.</w:t>
       </w:r>
     </w:p>
     <w:p>

--- a/episodes/The_Dark_Rise_Episode_09.docx
+++ b/episodes/The_Dark_Rise_Episode_09.docx
@@ -126,20 +126,7 @@
     </w:p>
     <w:p>
       <w:pPr>
-        <w:spacing w:after="0" w:line="360"/>
-      </w:pPr>
-      <w:r>
-        <w:rPr>
-          <w:rFonts w:ascii="Georgia" w:hAnsi="Georgia" w:cs="Georgia"/>
-          <w:sz w:val="24"/>
-          <w:szCs w:val="24"/>
-        </w:rPr>
-        <w:t xml:space="preserve"/>
-      </w:r>
-    </w:p>
-    <w:p>
-      <w:pPr>
-        <w:spacing w:after="60" w:line="360"/>
+        <w:spacing w:after="60" w:line="360" w:before="480"/>
         <w:ind w:firstLine="360"/>
       </w:pPr>
       <w:r>
@@ -209,20 +196,7 @@
     </w:p>
     <w:p>
       <w:pPr>
-        <w:spacing w:after="0" w:line="360"/>
-      </w:pPr>
-      <w:r>
-        <w:rPr>
-          <w:rFonts w:ascii="Georgia" w:hAnsi="Georgia" w:cs="Georgia"/>
-          <w:sz w:val="24"/>
-          <w:szCs w:val="24"/>
-        </w:rPr>
-        <w:t xml:space="preserve"/>
-      </w:r>
-    </w:p>
-    <w:p>
-      <w:pPr>
-        <w:spacing w:after="60" w:line="360"/>
+        <w:spacing w:after="60" w:line="360" w:before="480"/>
         <w:ind w:firstLine="360"/>
       </w:pPr>
       <w:r>
@@ -278,20 +252,7 @@
     </w:p>
     <w:p>
       <w:pPr>
-        <w:spacing w:after="0" w:line="360"/>
-      </w:pPr>
-      <w:r>
-        <w:rPr>
-          <w:rFonts w:ascii="Georgia" w:hAnsi="Georgia" w:cs="Georgia"/>
-          <w:sz w:val="24"/>
-          <w:szCs w:val="24"/>
-        </w:rPr>
-        <w:t xml:space="preserve"/>
-      </w:r>
-    </w:p>
-    <w:p>
-      <w:pPr>
-        <w:spacing w:after="60" w:line="360"/>
+        <w:spacing w:after="60" w:line="360" w:before="480"/>
         <w:ind w:firstLine="360"/>
       </w:pPr>
       <w:r>
@@ -333,20 +294,7 @@
     </w:p>
     <w:p>
       <w:pPr>
-        <w:spacing w:after="0" w:line="360"/>
-      </w:pPr>
-      <w:r>
-        <w:rPr>
-          <w:rFonts w:ascii="Georgia" w:hAnsi="Georgia" w:cs="Georgia"/>
-          <w:sz w:val="24"/>
-          <w:szCs w:val="24"/>
-        </w:rPr>
-        <w:t xml:space="preserve"/>
-      </w:r>
-    </w:p>
-    <w:p>
-      <w:pPr>
-        <w:spacing w:after="60" w:line="360"/>
+        <w:spacing w:after="60" w:line="360" w:before="480"/>
         <w:ind w:firstLine="360"/>
       </w:pPr>
       <w:r>
@@ -416,15 +364,16 @@
     </w:p>
     <w:p>
       <w:pPr>
-        <w:spacing w:after="0" w:line="360"/>
-      </w:pPr>
-      <w:r>
-        <w:rPr>
-          <w:rFonts w:ascii="Georgia" w:hAnsi="Georgia" w:cs="Georgia"/>
-          <w:sz w:val="24"/>
-          <w:szCs w:val="24"/>
-        </w:rPr>
-        <w:t xml:space="preserve"/>
+        <w:spacing w:after="60" w:line="360" w:before="480"/>
+        <w:ind w:firstLine="360"/>
+      </w:pPr>
+      <w:r>
+        <w:rPr>
+          <w:rFonts w:ascii="Georgia" w:hAnsi="Georgia" w:cs="Georgia"/>
+          <w:sz w:val="24"/>
+          <w:szCs w:val="24"/>
+        </w:rPr>
+        <w:t xml:space="preserve">Beneath Oso, the voice weighed the new risk, flat and unhurried.</w:t>
       </w:r>
     </w:p>
     <w:p>
@@ -440,25 +389,12 @@
           <w:bCs/>
           <w:caps/>
         </w:rPr>
-        <w:t xml:space="preserve">RISK REASSESSMENT: SECOND THREAD LIKELY TO BE REPORTED. ACTIVATION DELAYED. VESSEL DEVELOPMENT CONTINUES UNINTERRUPTED.</w:t>
-      </w:r>
-    </w:p>
-    <w:p>
-      <w:pPr>
-        <w:spacing w:after="0" w:line="360"/>
-      </w:pPr>
-      <w:r>
-        <w:rPr>
-          <w:rFonts w:ascii="Georgia" w:hAnsi="Georgia" w:cs="Georgia"/>
-          <w:sz w:val="24"/>
-          <w:szCs w:val="24"/>
-        </w:rPr>
-        <w:t xml:space="preserve"/>
-      </w:r>
-    </w:p>
-    <w:p>
-      <w:pPr>
-        <w:spacing w:after="60" w:line="360"/>
+        <w:t xml:space="preserve">Risk reassessment: second thread likely to be reported. Activation delayed. Vessel development continues uninterrupted.</w:t>
+      </w:r>
+    </w:p>
+    <w:p>
+      <w:pPr>
+        <w:spacing w:after="60" w:line="360" w:before="480"/>
         <w:ind w:firstLine="360"/>
       </w:pPr>
       <w:r>
@@ -509,35 +445,35 @@
           <w:sz w:val="24"/>
           <w:szCs w:val="24"/>
         </w:rPr>
-        <w:t xml:space="preserve">"Obi. And Amara."</w:t>
-      </w:r>
-    </w:p>
-    <w:p>
-      <w:pPr>
-        <w:spacing w:after="60" w:line="360"/>
-        <w:ind w:firstLine="360"/>
-      </w:pPr>
-      <w:r>
-        <w:rPr>
-          <w:rFonts w:ascii="Georgia" w:hAnsi="Georgia" w:cs="Georgia"/>
-          <w:sz w:val="24"/>
-          <w:szCs w:val="24"/>
-        </w:rPr>
-        <w:t xml:space="preserve">"And how long have they known."</w:t>
-      </w:r>
-    </w:p>
-    <w:p>
-      <w:pPr>
-        <w:spacing w:after="60" w:line="360"/>
-        <w:ind w:firstLine="360"/>
-      </w:pPr>
-      <w:r>
-        <w:rPr>
-          <w:rFonts w:ascii="Georgia" w:hAnsi="Georgia" w:cs="Georgia"/>
-          <w:sz w:val="24"/>
-          <w:szCs w:val="24"/>
-        </w:rPr>
-        <w:t xml:space="preserve">"Since that same night."</w:t>
+        <w:t xml:space="preserve">"Obi. And Amara," Zara said.</w:t>
+      </w:r>
+    </w:p>
+    <w:p>
+      <w:pPr>
+        <w:spacing w:after="60" w:line="360"/>
+        <w:ind w:firstLine="360"/>
+      </w:pPr>
+      <w:r>
+        <w:rPr>
+          <w:rFonts w:ascii="Georgia" w:hAnsi="Georgia" w:cs="Georgia"/>
+          <w:sz w:val="24"/>
+          <w:szCs w:val="24"/>
+        </w:rPr>
+        <w:t xml:space="preserve">"And how long have they known." Elder Maka's voice stayed level, which was worse than anger.</w:t>
+      </w:r>
+    </w:p>
+    <w:p>
+      <w:pPr>
+        <w:spacing w:after="60" w:line="360"/>
+        <w:ind w:firstLine="360"/>
+      </w:pPr>
+      <w:r>
+        <w:rPr>
+          <w:rFonts w:ascii="Georgia" w:hAnsi="Georgia" w:cs="Georgia"/>
+          <w:sz w:val="24"/>
+          <w:szCs w:val="24"/>
+        </w:rPr>
+        <w:t xml:space="preserve">"Since that same night," Zara admitted.</w:t>
       </w:r>
     </w:p>
     <w:p>
@@ -584,20 +520,7 @@
     </w:p>
     <w:p>
       <w:pPr>
-        <w:spacing w:after="0" w:line="360"/>
-      </w:pPr>
-      <w:r>
-        <w:rPr>
-          <w:rFonts w:ascii="Georgia" w:hAnsi="Georgia" w:cs="Georgia"/>
-          <w:sz w:val="24"/>
-          <w:szCs w:val="24"/>
-        </w:rPr>
-        <w:t xml:space="preserve"/>
-      </w:r>
-    </w:p>
-    <w:p>
-      <w:pPr>
-        <w:spacing w:after="60" w:line="360"/>
+        <w:spacing w:after="60" w:line="360" w:before="480"/>
         <w:ind w:firstLine="360"/>
       </w:pPr>
       <w:r>
@@ -648,7 +571,7 @@
           <w:sz w:val="24"/>
           <w:szCs w:val="24"/>
         </w:rPr>
-        <w:t xml:space="preserve">Amara set down the water jar carefully, buying herself one more breath before she had to answer. "Elder Maka—"</w:t>
+        <w:t xml:space="preserve">Amara set down the water jar carefully, buying herself one more breath before she had to answer. "Elder Maka..."</w:t>
       </w:r>
     </w:p>
     <w:p>
@@ -677,19 +600,6 @@
           <w:szCs w:val="24"/>
         </w:rPr>
         <w:t xml:space="preserve">The compound had gone entirely silent. Even the neighbors pretending not to listen had stopped pretending to do anything else. Obi's hand found Amara's arm, whether to steady her or himself she could not tell, and Amara stood in the space Elder Maka's question had opened, weighing every version of the truth she might offer against the life it could cost her son if she chose wrong.</w:t>
-      </w:r>
-    </w:p>
-    <w:p>
-      <w:pPr>
-        <w:spacing w:after="0" w:line="360"/>
-      </w:pPr>
-      <w:r>
-        <w:rPr>
-          <w:rFonts w:ascii="Georgia" w:hAnsi="Georgia" w:cs="Georgia"/>
-          <w:sz w:val="24"/>
-          <w:szCs w:val="24"/>
-        </w:rPr>
-        <w:t xml:space="preserve"/>
       </w:r>
     </w:p>
     <w:sectPr>
